--- a/data/demo-files/Kestrel-Confidentiality-Agreement-client-paper.docx
+++ b/data/demo-files/Kestrel-Confidentiality-Agreement-client-paper.docx
@@ -23,7 +23,7 @@
         <w:jc w:val="both"/>
       </w:pPr>
       <w:r>
-        <w:t xml:space="preserve">THIS MUTUAL CONFIDENTIALITY AGREEMENT (this "Agreement") is entered into as of the Effective Date by and between Kestrel Health Systems, Inc., a Delaware corporation with offices at 1450 Market Street, Philadelphia, Pennsylvania ("Kestrel"), and PortSwigger Ltd, a company incorporated in England and Wales ("Company"). Kestrel and Company are each a "Party" and together the "Parties".</w:t>
+        <w:t xml:space="preserve">THIS MUTUAL CONFIDENTIALITY AGREEMENT (this "Agreement") is entered into as of the Effective Date by and between Kestrel Health Systems, Inc., a Delaware corporation with offices at 1450 Market Street, Philadelphia, Pennsylvania ("Kestrel"), and Example Ltd, a company incorporated in England and Wales ("Company"). Kestrel and Company are each a "Party" and together the "Parties".</w:t>
       </w:r>
     </w:p>
     <w:p>
@@ -397,7 +397,7 @@
         <w:jc w:val="both"/>
       </w:pPr>
       <w:r>
-        <w:t xml:space="preserve">IN WITNESS WHEREOF, the Parties have executed this Agreement as of the Effective Date. KESTREL HEALTH SYSTEMS, INC. By: Marcus Hale, Chief Legal Officer. PORTSWIGGER LTD By: [Authorised Signatory], Director.</w:t>
+        <w:t xml:space="preserve">IN WITNESS WHEREOF, the Parties have executed this Agreement as of the Effective Date. KESTREL HEALTH SYSTEMS, INC. By: Marcus Hale, Chief Legal Officer. EXAMPLE LTD By: [Authorised Signatory], Director.</w:t>
       </w:r>
     </w:p>
     <w:sectPr>
